--- a/examples/word/formulas.docx
+++ b/examples/word/formulas.docx
@@ -497,7 +497,7 @@
             <m:t xml:space="preserve">, </m:t>
           </m:r>
           <m:r>
-            <m:t xml:space="preserve">φ</m:t>
+            <m:t xml:space="preserve">ϕ</m:t>
           </m:r>
           <m:sSup>
             <m:e>
@@ -551,7 +551,7 @@
             <m:t xml:space="preserve"> d</m:t>
           </m:r>
           <m:r>
-            <m:t xml:space="preserve">φ</m:t>
+            <m:t xml:space="preserve">ϕ</m:t>
           </m:r>
         </m:oMath>
       </m:oMathPara>
@@ -1660,7 +1660,7 @@
               <m:sSub>
                 <m:e>
                   <m:r>
-                    <m:t xml:space="preserve">ε</m:t>
+                    <m:t xml:space="preserve">ϵ</m:t>
                   </m:r>
                 </m:e>
                 <m:sub>
@@ -1776,7 +1776,7 @@
           <m:sSub>
             <m:e>
               <m:r>
-                <m:t xml:space="preserve">ε</m:t>
+                <m:t xml:space="preserve">ϵ</m:t>
               </m:r>
             </m:e>
             <m:sub>
@@ -4177,7 +4177,7 @@
             <m:t xml:space="preserve">, </m:t>
           </m:r>
           <m:r>
-            <m:t xml:space="preserve">ε</m:t>
+            <m:t xml:space="preserve">ϵ</m:t>
           </m:r>
           <m:r>
             <m:t xml:space="preserve">, </m:t>
@@ -4979,7 +4979,7 @@
               <m:sSub>
                 <m:e>
                   <m:r>
-                    <m:t xml:space="preserve">ε</m:t>
+                    <m:t xml:space="preserve">ϵ</m:t>
                   </m:r>
                 </m:e>
                 <m:sub>
@@ -5479,7 +5479,9 @@
       <w:pPr/>
       <w:r>
         <w:rPr/>
-        <w:t xml:space="preserve">62. Limits Placement Control (\limits / \nolimits):</w:t>
+        <w:t xml:space="preserve">62. Limits Placement Control (\limits / </w:t>
+        <w:br/>
+        <w:t xml:space="preserve">olimits):</w:t>
       </w:r>
     </w:p>
     <w:p>
@@ -5540,33 +5542,26 @@
           <m:nary>
             <m:naryPr>
               <m:chr m:val="∑"/>
-              <m:subHide m:val="true"/>
-              <m:supHide m:val="true"/>
+              <m:limLoc m:val="subSup"/>
             </m:naryPr>
-            <m:sub/>
-            <m:sup/>
-            <m:e>
-              <m:sSubSup>
-                <m:e>
-                  <m:r>
-                    <m:t xml:space="preserve"/>
-                  </m:r>
-                </m:e>
-                <m:sub>
-                  <m:r>
-                    <m:t xml:space="preserve">i=1</m:t>
-                  </m:r>
-                </m:sub>
-                <m:sup>
-                  <m:r>
-                    <m:t xml:space="preserve">n</m:t>
-                  </m:r>
-                </m:sup>
-              </m:sSubSup>
+            <m:sub>
+              <m:r>
+                <m:t xml:space="preserve">i=1</m:t>
+              </m:r>
+            </m:sub>
+            <m:sup>
+              <m:r>
+                <m:t xml:space="preserve">n</m:t>
+              </m:r>
+            </m:sup>
+            <m:e>
+              <m:r>
+                <m:t xml:space="preserve">i</m:t>
+              </m:r>
             </m:e>
           </m:nary>
           <m:r>
-            <m:t xml:space="preserve"> i = </m:t>
+            <m:t xml:space="preserve"> = </m:t>
           </m:r>
           <m:f>
             <m:num>
@@ -5984,7 +5979,13 @@
       <w:pPr/>
       <w:r>
         <w:rPr/>
-        <w:t xml:space="preserve">67. Relations, Logic, Sets, Trig, and Legacy Fraction (\neq / \sim / \subset / \lor / \neg / \wedge / \parallel / \varnothing / \complement / \cos / \tan / \ln / {a \over b}):</w:t>
+        <w:t xml:space="preserve">67. Relations, Logic, Sets, Trig, and Legacy Fraction (</w:t>
+        <w:br/>
+        <w:t xml:space="preserve">eq / \sim / \subset / \lor / </w:t>
+        <w:br/>
+        <w:t xml:space="preserve">eg / \wedge / \parallel / \varnothing / \complement / \cos / </w:t>
+        <w:tab/>
+        <w:t xml:space="preserve">an / \ln / {a \over b}):</w:t>
       </w:r>
     </w:p>
     <w:p>
@@ -6068,7 +6069,7 @@
           <m:sSub>
             <m:e>
               <m:r>
-                <m:t xml:space="preserve">\ell</m:t>
+                <m:t xml:space="preserve">ℓ</m:t>
               </m:r>
             </m:e>
             <m:sub>
@@ -6089,7 +6090,7 @@
           <m:sSub>
             <m:e>
               <m:r>
-                <m:t xml:space="preserve">\ell</m:t>
+                <m:t xml:space="preserve">ℓ</m:t>
               </m:r>
             </m:e>
             <m:sub>
@@ -6188,6 +6189,1477 @@
               </m:r>
             </m:den>
           </m:f>
+        </m:oMath>
+      </m:oMathPara>
+    </w:p>
+    <w:p>
+      <w:pPr>
+        <w:pStyle w:val="Heading2"/>
+      </w:pPr>
+      <w:r>
+        <w:rPr/>
+        <w:t xml:space="preserve">XI. Full Symbol &amp; Environment Coverage</w:t>
+      </w:r>
+    </w:p>
+    <w:p>
+      <w:pPr/>
+      <w:r>
+        <w:rPr/>
+        <w:t xml:space="preserve">68. Greek Variants and Extra Letters:</w:t>
+      </w:r>
+    </w:p>
+    <w:p>
+      <m:oMathPara>
+        <m:oMath>
+          <m:r>
+            <m:t xml:space="preserve">χ</m:t>
+          </m:r>
+          <m:r>
+            <m:t xml:space="preserve">, </m:t>
+          </m:r>
+          <m:r>
+            <m:t xml:space="preserve">ι</m:t>
+          </m:r>
+          <m:r>
+            <m:t xml:space="preserve">, </m:t>
+          </m:r>
+          <m:r>
+            <m:t xml:space="preserve">κ</m:t>
+          </m:r>
+          <m:r>
+            <m:t xml:space="preserve">, </m:t>
+          </m:r>
+          <m:r>
+            <m:t xml:space="preserve">ω</m:t>
+          </m:r>
+          <m:r>
+            <m:t xml:space="preserve">, </m:t>
+          </m:r>
+          <m:r>
+            <m:t xml:space="preserve">τ</m:t>
+          </m:r>
+          <m:r>
+            <m:t xml:space="preserve">, </m:t>
+          </m:r>
+          <m:r>
+            <m:t xml:space="preserve">υ</m:t>
+          </m:r>
+          <m:r>
+            <m:t xml:space="preserve">, </m:t>
+          </m:r>
+          <m:r>
+            <m:t xml:space="preserve">ε</m:t>
+          </m:r>
+          <m:r>
+            <m:t xml:space="preserve">, </m:t>
+          </m:r>
+          <m:r>
+            <m:t xml:space="preserve">φ</m:t>
+          </m:r>
+          <m:r>
+            <m:t xml:space="preserve">, </m:t>
+          </m:r>
+          <m:r>
+            <m:t xml:space="preserve">ϖ</m:t>
+          </m:r>
+          <m:r>
+            <m:t xml:space="preserve">, </m:t>
+          </m:r>
+          <m:r>
+            <m:t xml:space="preserve">ϱ</m:t>
+          </m:r>
+          <m:r>
+            <m:t xml:space="preserve">, </m:t>
+          </m:r>
+          <m:r>
+            <m:t xml:space="preserve">ς</m:t>
+          </m:r>
+          <m:r>
+            <m:t xml:space="preserve">, </m:t>
+          </m:r>
+          <m:r>
+            <m:t xml:space="preserve">ϑ</m:t>
+          </m:r>
+          <m:r>
+            <m:t xml:space="preserve">, </m:t>
+          </m:r>
+          <m:r>
+            <m:t xml:space="preserve">ϰ</m:t>
+          </m:r>
+          <m:r>
+            <m:t xml:space="preserve">, </m:t>
+          </m:r>
+          <m:r>
+            <m:t xml:space="preserve">ϝ</m:t>
+          </m:r>
+        </m:oMath>
+      </m:oMathPara>
+    </w:p>
+    <w:p>
+      <w:pPr/>
+      <w:r>
+        <w:rPr/>
+        <w:t xml:space="preserve">69. Relation Symbols:</w:t>
+      </w:r>
+    </w:p>
+    <w:p>
+      <m:oMathPara>
+        <m:oMath>
+          <m:r>
+            <m:t xml:space="preserve">a </m:t>
+          </m:r>
+          <m:r>
+            <m:t xml:space="preserve">≅</m:t>
+          </m:r>
+          <m:r>
+            <m:t xml:space="preserve"> b </m:t>
+          </m:r>
+          <m:r>
+            <m:t xml:space="preserve">≃</m:t>
+          </m:r>
+          <m:r>
+            <m:t xml:space="preserve"> c </m:t>
+          </m:r>
+          <m:r>
+            <m:t xml:space="preserve">≍</m:t>
+          </m:r>
+          <m:r>
+            <m:t xml:space="preserve"> d </m:t>
+          </m:r>
+          <m:r>
+            <m:t xml:space="preserve">≐</m:t>
+          </m:r>
+          <m:r>
+            <m:t xml:space="preserve"> e, </m:t>
+          </m:r>
+          <m:r>
+            <m:t xml:space="preserve"> </m:t>
+          </m:r>
+          <m:r>
+            <m:t xml:space="preserve"> f </m:t>
+          </m:r>
+          <m:r>
+            <m:t xml:space="preserve">∝</m:t>
+          </m:r>
+          <m:r>
+            <m:t xml:space="preserve"> g, </m:t>
+          </m:r>
+          <m:r>
+            <m:t xml:space="preserve"> </m:t>
+          </m:r>
+          <m:r>
+            <m:t xml:space="preserve"> x </m:t>
+          </m:r>
+          <m:r>
+            <m:t xml:space="preserve">≺</m:t>
+          </m:r>
+          <m:r>
+            <m:t xml:space="preserve"> y </m:t>
+          </m:r>
+          <m:r>
+            <m:t xml:space="preserve">≻</m:t>
+          </m:r>
+          <m:r>
+            <m:t xml:space="preserve"> z, </m:t>
+          </m:r>
+          <m:r>
+            <m:t xml:space="preserve"> </m:t>
+          </m:r>
+          <m:r>
+            <m:t xml:space="preserve"> p </m:t>
+          </m:r>
+          <m:r>
+            <m:t xml:space="preserve">≼</m:t>
+          </m:r>
+          <m:r>
+            <m:t xml:space="preserve"> q </m:t>
+          </m:r>
+          <m:r>
+            <m:t xml:space="preserve">≽</m:t>
+          </m:r>
+          <m:r>
+            <m:t xml:space="preserve"> r, </m:t>
+          </m:r>
+          <m:r>
+            <m:t xml:space="preserve"> </m:t>
+          </m:r>
+          <m:r>
+            <m:t xml:space="preserve"> m </m:t>
+          </m:r>
+          <m:r>
+            <m:t xml:space="preserve">≪</m:t>
+          </m:r>
+          <m:r>
+            <m:t xml:space="preserve"> n </m:t>
+          </m:r>
+          <m:r>
+            <m:t xml:space="preserve">≫</m:t>
+          </m:r>
+          <m:r>
+            <m:t xml:space="preserve"> k, </m:t>
+          </m:r>
+          <m:r>
+            <m:t xml:space="preserve"> </m:t>
+          </m:r>
+          <m:r>
+            <m:t xml:space="preserve"> </m:t>
+          </m:r>
+          <m:r>
+            <m:t xml:space="preserve">Γ</m:t>
+          </m:r>
+          <m:r>
+            <m:t xml:space="preserve"> </m:t>
+          </m:r>
+          <m:r>
+            <m:t xml:space="preserve">⊨</m:t>
+          </m:r>
+          <m:r>
+            <m:t xml:space="preserve"> </m:t>
+          </m:r>
+          <m:r>
+            <m:t xml:space="preserve">ϕ</m:t>
+          </m:r>
+          <m:r>
+            <m:t xml:space="preserve"> </m:t>
+          </m:r>
+          <m:r>
+            <m:t xml:space="preserve">⊢</m:t>
+          </m:r>
+          <m:r>
+            <m:t xml:space="preserve"> </m:t>
+          </m:r>
+          <m:r>
+            <m:t xml:space="preserve">ψ</m:t>
+          </m:r>
+          <m:r>
+            <m:t xml:space="preserve"> </m:t>
+          </m:r>
+          <m:r>
+            <m:t xml:space="preserve">⊣</m:t>
+          </m:r>
+          <m:r>
+            <m:t xml:space="preserve"> </m:t>
+          </m:r>
+          <m:r>
+            <m:t xml:space="preserve">χ</m:t>
+          </m:r>
+          <m:r>
+            <m:t xml:space="preserve"> </m:t>
+          </m:r>
+          <m:r>
+            <m:t xml:space="preserve">⊩</m:t>
+          </m:r>
+          <m:r>
+            <m:t xml:space="preserve"> </m:t>
+          </m:r>
+          <m:r>
+            <m:t xml:space="preserve">ω</m:t>
+          </m:r>
+          <m:r>
+            <m:t xml:space="preserve">, </m:t>
+          </m:r>
+          <m:r>
+            <m:t xml:space="preserve"> </m:t>
+          </m:r>
+          <m:r>
+            <m:t xml:space="preserve"> u </m:t>
+          </m:r>
+          <m:r>
+            <m:t xml:space="preserve">⊥</m:t>
+          </m:r>
+          <m:r>
+            <m:t xml:space="preserve"> v, </m:t>
+          </m:r>
+          <m:r>
+            <m:t xml:space="preserve"> </m:t>
+          </m:r>
+          <m:r>
+            <m:t xml:space="preserve"> </m:t>
+          </m:r>
+          <m:r>
+            <m:t xml:space="preserve">⊤</m:t>
+          </m:r>
+          <m:r>
+            <m:t xml:space="preserve">, </m:t>
+          </m:r>
+          <m:r>
+            <m:t xml:space="preserve"> </m:t>
+          </m:r>
+          <m:r>
+            <m:t xml:space="preserve"> a </m:t>
+          </m:r>
+          <m:r>
+            <m:t xml:space="preserve">∋</m:t>
+          </m:r>
+          <m:r>
+            <m:t xml:space="preserve"> b, </m:t>
+          </m:r>
+          <m:r>
+            <m:t xml:space="preserve"> </m:t>
+          </m:r>
+          <m:r>
+            <m:t xml:space="preserve"> S </m:t>
+          </m:r>
+          <m:r>
+            <m:t xml:space="preserve">⊏</m:t>
+          </m:r>
+          <m:r>
+            <m:t xml:space="preserve"> T </m:t>
+          </m:r>
+          <m:r>
+            <m:t xml:space="preserve">⊑</m:t>
+          </m:r>
+          <m:r>
+            <m:t xml:space="preserve"> U </m:t>
+          </m:r>
+          <m:r>
+            <m:t xml:space="preserve">⊐</m:t>
+          </m:r>
+          <m:r>
+            <m:t xml:space="preserve"> V </m:t>
+          </m:r>
+          <m:r>
+            <m:t xml:space="preserve">⊒</m:t>
+          </m:r>
+          <m:r>
+            <m:t xml:space="preserve"> W, </m:t>
+          </m:r>
+          <m:r>
+            <m:t xml:space="preserve"> </m:t>
+          </m:r>
+          <m:r>
+            <m:t xml:space="preserve"> A </m:t>
+          </m:r>
+          <m:r>
+            <m:t xml:space="preserve">⊊</m:t>
+          </m:r>
+          <m:r>
+            <m:t xml:space="preserve"> B </m:t>
+          </m:r>
+          <m:r>
+            <m:t xml:space="preserve">⊋</m:t>
+          </m:r>
+          <m:r>
+            <m:t xml:space="preserve"> C</m:t>
+          </m:r>
+        </m:oMath>
+      </m:oMathPara>
+    </w:p>
+    <w:p>
+      <w:pPr/>
+      <w:r>
+        <w:rPr/>
+        <w:t xml:space="preserve">70. Negated Relations:</w:t>
+      </w:r>
+    </w:p>
+    <w:p>
+      <m:oMathPara>
+        <m:oMath>
+          <m:r>
+            <m:t xml:space="preserve">a </m:t>
+          </m:r>
+          <m:r>
+            <m:t xml:space="preserve">≰</m:t>
+          </m:r>
+          <m:r>
+            <m:t xml:space="preserve"> b, </m:t>
+          </m:r>
+          <m:r>
+            <m:t xml:space="preserve"> </m:t>
+          </m:r>
+          <m:r>
+            <m:t xml:space="preserve"> c </m:t>
+          </m:r>
+          <m:r>
+            <m:t xml:space="preserve">≱</m:t>
+          </m:r>
+          <m:r>
+            <m:t xml:space="preserve"> d, </m:t>
+          </m:r>
+          <m:r>
+            <m:t xml:space="preserve"> </m:t>
+          </m:r>
+          <m:r>
+            <m:t xml:space="preserve"> e </m:t>
+          </m:r>
+          <m:r>
+            <m:t xml:space="preserve">∤</m:t>
+          </m:r>
+          <m:r>
+            <m:t xml:space="preserve"> f, </m:t>
+          </m:r>
+          <m:r>
+            <m:t xml:space="preserve"> </m:t>
+          </m:r>
+          <m:r>
+            <m:t xml:space="preserve"> A </m:t>
+          </m:r>
+          <m:r>
+            <m:t xml:space="preserve">⊈</m:t>
+          </m:r>
+          <m:r>
+            <m:t xml:space="preserve"> B, </m:t>
+          </m:r>
+          <m:r>
+            <m:t xml:space="preserve"> </m:t>
+          </m:r>
+          <m:r>
+            <m:t xml:space="preserve"> C </m:t>
+          </m:r>
+          <m:r>
+            <m:t xml:space="preserve">⊉</m:t>
+          </m:r>
+          <m:r>
+            <m:t xml:space="preserve"> D, </m:t>
+          </m:r>
+          <m:r>
+            <m:t xml:space="preserve"> </m:t>
+          </m:r>
+          <m:r>
+            <m:t xml:space="preserve"> </m:t>
+          </m:r>
+          <m:r>
+            <m:t xml:space="preserve">∄</m:t>
+          </m:r>
+          <m:r>
+            <m:t xml:space="preserve"> x</m:t>
+          </m:r>
+        </m:oMath>
+      </m:oMathPara>
+    </w:p>
+    <w:p>
+      <w:pPr/>
+      <w:r>
+        <w:rPr/>
+        <w:t xml:space="preserve">71. Extended Arrows:</w:t>
+      </w:r>
+    </w:p>
+    <w:p>
+      <m:oMathPara>
+        <m:oMath>
+          <m:r>
+            <m:t xml:space="preserve">a </m:t>
+          </m:r>
+          <m:r>
+            <m:t xml:space="preserve">⟵</m:t>
+          </m:r>
+          <m:r>
+            <m:t xml:space="preserve"> b </m:t>
+          </m:r>
+          <m:r>
+            <m:t xml:space="preserve">⟶</m:t>
+          </m:r>
+          <m:r>
+            <m:t xml:space="preserve"> c </m:t>
+          </m:r>
+          <m:r>
+            <m:t xml:space="preserve">⟷</m:t>
+          </m:r>
+          <m:r>
+            <m:t xml:space="preserve"> d, </m:t>
+          </m:r>
+          <m:r>
+            <m:t xml:space="preserve"> </m:t>
+          </m:r>
+          <m:r>
+            <m:t xml:space="preserve"> x </m:t>
+          </m:r>
+          <m:r>
+            <m:t xml:space="preserve">⟼</m:t>
+          </m:r>
+          <m:r>
+            <m:t xml:space="preserve"> y, </m:t>
+          </m:r>
+          <m:r>
+            <m:t xml:space="preserve"> </m:t>
+          </m:r>
+          <m:r>
+            <m:t xml:space="preserve"> e </m:t>
+          </m:r>
+          <m:r>
+            <m:t xml:space="preserve">↩</m:t>
+          </m:r>
+          <m:r>
+            <m:t xml:space="preserve"> f </m:t>
+          </m:r>
+          <m:r>
+            <m:t xml:space="preserve">↪</m:t>
+          </m:r>
+          <m:r>
+            <m:t xml:space="preserve"> g, </m:t>
+          </m:r>
+          <m:r>
+            <m:t xml:space="preserve"> </m:t>
+          </m:r>
+          <m:r>
+            <m:t xml:space="preserve"> p </m:t>
+          </m:r>
+          <m:r>
+            <m:t xml:space="preserve">↠</m:t>
+          </m:r>
+          <m:r>
+            <m:t xml:space="preserve"> q </m:t>
+          </m:r>
+          <m:r>
+            <m:t xml:space="preserve">⇝</m:t>
+          </m:r>
+          <m:r>
+            <m:t xml:space="preserve"> r, </m:t>
+          </m:r>
+          <m:r>
+            <m:t xml:space="preserve"> </m:t>
+          </m:r>
+          <m:r>
+            <m:t xml:space="preserve"> u </m:t>
+          </m:r>
+          <m:r>
+            <m:t xml:space="preserve">↼</m:t>
+          </m:r>
+          <m:r>
+            <m:t xml:space="preserve"> v </m:t>
+          </m:r>
+          <m:r>
+            <m:t xml:space="preserve">↽</m:t>
+          </m:r>
+          <m:r>
+            <m:t xml:space="preserve"> w </m:t>
+          </m:r>
+          <m:r>
+            <m:t xml:space="preserve">⇀</m:t>
+          </m:r>
+          <m:r>
+            <m:t xml:space="preserve"> s </m:t>
+          </m:r>
+          <m:r>
+            <m:t xml:space="preserve">⇁</m:t>
+          </m:r>
+          <m:r>
+            <m:t xml:space="preserve"> t, </m:t>
+          </m:r>
+          <m:r>
+            <m:t xml:space="preserve"> </m:t>
+          </m:r>
+          <m:r>
+            <m:t xml:space="preserve"> </m:t>
+          </m:r>
+          <m:r>
+            <m:t xml:space="preserve">↗</m:t>
+          </m:r>
+          <m:r>
+            <m:t xml:space="preserve"> </m:t>
+          </m:r>
+          <m:r>
+            <m:t xml:space="preserve">↘</m:t>
+          </m:r>
+          <m:r>
+            <m:t xml:space="preserve"> </m:t>
+          </m:r>
+          <m:r>
+            <m:t xml:space="preserve">↙</m:t>
+          </m:r>
+          <m:r>
+            <m:t xml:space="preserve"> </m:t>
+          </m:r>
+          <m:r>
+            <m:t xml:space="preserve">↖</m:t>
+          </m:r>
+          <m:r>
+            <m:t xml:space="preserve">, </m:t>
+          </m:r>
+          <m:r>
+            <m:t xml:space="preserve"> </m:t>
+          </m:r>
+          <m:r>
+            <m:t xml:space="preserve"> </m:t>
+          </m:r>
+          <m:r>
+            <m:t xml:space="preserve">α</m:t>
+          </m:r>
+          <m:r>
+            <m:t xml:space="preserve"> </m:t>
+          </m:r>
+          <m:r>
+            <m:t xml:space="preserve">↶</m:t>
+          </m:r>
+          <m:r>
+            <m:t xml:space="preserve"> </m:t>
+          </m:r>
+          <m:r>
+            <m:t xml:space="preserve">β</m:t>
+          </m:r>
+          <m:r>
+            <m:t xml:space="preserve"> </m:t>
+          </m:r>
+          <m:r>
+            <m:t xml:space="preserve">↷</m:t>
+          </m:r>
+          <m:r>
+            <m:t xml:space="preserve"> </m:t>
+          </m:r>
+          <m:r>
+            <m:t xml:space="preserve">γ</m:t>
+          </m:r>
+          <m:r>
+            <m:t xml:space="preserve">, </m:t>
+          </m:r>
+          <m:r>
+            <m:t xml:space="preserve"> </m:t>
+          </m:r>
+          <m:r>
+            <m:t xml:space="preserve"> P </m:t>
+          </m:r>
+          <m:r>
+            <m:t xml:space="preserve">⟸</m:t>
+          </m:r>
+          <m:r>
+            <m:t xml:space="preserve"> Q</m:t>
+          </m:r>
+        </m:oMath>
+      </m:oMathPara>
+    </w:p>
+    <w:p>
+      <w:pPr/>
+      <w:r>
+        <w:rPr/>
+        <w:t xml:space="preserve">72. Miscellaneous Symbols:</w:t>
+      </w:r>
+    </w:p>
+    <w:p>
+      <m:oMathPara>
+        <m:oMath>
+          <m:r>
+            <m:t xml:space="preserve">ℵ</m:t>
+          </m:r>
+          <m:r>
+            <m:t xml:space="preserve">, </m:t>
+          </m:r>
+          <m:r>
+            <m:t xml:space="preserve">ℶ</m:t>
+          </m:r>
+          <m:r>
+            <m:t xml:space="preserve">, </m:t>
+          </m:r>
+          <m:r>
+            <m:t xml:space="preserve">ℷ</m:t>
+          </m:r>
+          <m:r>
+            <m:t xml:space="preserve">, </m:t>
+          </m:r>
+          <m:r>
+            <m:t xml:space="preserve">ℸ</m:t>
+          </m:r>
+          <m:r>
+            <m:t xml:space="preserve">, </m:t>
+          </m:r>
+          <m:r>
+            <m:t xml:space="preserve">℘</m:t>
+          </m:r>
+          <m:r>
+            <m:t xml:space="preserve">, </m:t>
+          </m:r>
+          <m:r>
+            <m:t xml:space="preserve">ℜ</m:t>
+          </m:r>
+          <m:r>
+            <m:t xml:space="preserve">, </m:t>
+          </m:r>
+          <m:r>
+            <m:t xml:space="preserve">ℑ</m:t>
+          </m:r>
+          <m:r>
+            <m:t xml:space="preserve">, </m:t>
+          </m:r>
+          <m:r>
+            <m:t xml:space="preserve">Σ</m:t>
+          </m:r>
+          <m:r>
+            <m:t xml:space="preserve">, </m:t>
+          </m:r>
+          <m:r>
+            <m:t xml:space="preserve"> </m:t>
+          </m:r>
+          <m:r>
+            <m:t xml:space="preserve"> </m:t>
+          </m:r>
+          <m:r>
+            <m:t xml:space="preserve">∠</m:t>
+          </m:r>
+          <m:r>
+            <m:t xml:space="preserve">, </m:t>
+          </m:r>
+          <m:r>
+            <m:t xml:space="preserve">∡</m:t>
+          </m:r>
+          <m:r>
+            <m:t xml:space="preserve">, </m:t>
+          </m:r>
+          <m:r>
+            <m:t xml:space="preserve">∢</m:t>
+          </m:r>
+          <m:r>
+            <m:t xml:space="preserve">, </m:t>
+          </m:r>
+          <m:r>
+            <m:t xml:space="preserve">△</m:t>
+          </m:r>
+          <m:r>
+            <m:t xml:space="preserve">, </m:t>
+          </m:r>
+          <m:r>
+            <m:t xml:space="preserve">◁</m:t>
+          </m:r>
+          <m:r>
+            <m:t xml:space="preserve">, </m:t>
+          </m:r>
+          <m:r>
+            <m:t xml:space="preserve">▷</m:t>
+          </m:r>
+          <m:r>
+            <m:t xml:space="preserve">, </m:t>
+          </m:r>
+          <m:r>
+            <m:t xml:space="preserve"> </m:t>
+          </m:r>
+          <m:r>
+            <m:t xml:space="preserve"> </m:t>
+          </m:r>
+          <m:r>
+            <m:t xml:space="preserve">□</m:t>
+          </m:r>
+          <m:r>
+            <m:t xml:space="preserve">, </m:t>
+          </m:r>
+          <m:r>
+            <m:t xml:space="preserve">■</m:t>
+          </m:r>
+          <m:r>
+            <m:t xml:space="preserve">, </m:t>
+          </m:r>
+          <m:r>
+            <m:t xml:space="preserve">◇</m:t>
+          </m:r>
+          <m:r>
+            <m:t xml:space="preserve">, </m:t>
+          </m:r>
+          <m:r>
+            <m:t xml:space="preserve">⋄</m:t>
+          </m:r>
+          <m:r>
+            <m:t xml:space="preserve">, </m:t>
+          </m:r>
+          <m:r>
+            <m:t xml:space="preserve">♦</m:t>
+          </m:r>
+          <m:r>
+            <m:t xml:space="preserve">, </m:t>
+          </m:r>
+          <m:r>
+            <m:t xml:space="preserve">♣</m:t>
+          </m:r>
+          <m:r>
+            <m:t xml:space="preserve">, </m:t>
+          </m:r>
+          <m:r>
+            <m:t xml:space="preserve">♥</m:t>
+          </m:r>
+          <m:r>
+            <m:t xml:space="preserve">, </m:t>
+          </m:r>
+          <m:r>
+            <m:t xml:space="preserve">♠</m:t>
+          </m:r>
+          <m:r>
+            <m:t xml:space="preserve">, </m:t>
+          </m:r>
+          <m:r>
+            <m:t xml:space="preserve"> </m:t>
+          </m:r>
+          <m:r>
+            <m:t xml:space="preserve"> </m:t>
+          </m:r>
+          <m:r>
+            <m:t xml:space="preserve">♭</m:t>
+          </m:r>
+          <m:r>
+            <m:t xml:space="preserve">, </m:t>
+          </m:r>
+          <m:r>
+            <m:t xml:space="preserve">♯</m:t>
+          </m:r>
+          <m:r>
+            <m:t xml:space="preserve">, </m:t>
+          </m:r>
+          <m:r>
+            <m:t xml:space="preserve">♮</m:t>
+          </m:r>
+          <m:r>
+            <m:t xml:space="preserve">, </m:t>
+          </m:r>
+          <m:r>
+            <m:t xml:space="preserve">†</m:t>
+          </m:r>
+          <m:r>
+            <m:t xml:space="preserve">, </m:t>
+          </m:r>
+          <m:r>
+            <m:t xml:space="preserve">‡</m:t>
+          </m:r>
+          <m:r>
+            <m:t xml:space="preserve">, </m:t>
+          </m:r>
+          <m:r>
+            <m:t xml:space="preserve">★</m:t>
+          </m:r>
+          <m:r>
+            <m:t xml:space="preserve">, </m:t>
+          </m:r>
+          <m:r>
+            <m:t xml:space="preserve"> </m:t>
+          </m:r>
+          <m:r>
+            <m:t xml:space="preserve"> a </m:t>
+          </m:r>
+          <m:r>
+            <m:t xml:space="preserve">⨿</m:t>
+          </m:r>
+          <m:r>
+            <m:t xml:space="preserve"> b </m:t>
+          </m:r>
+          <m:r>
+            <m:t xml:space="preserve">⊎</m:t>
+          </m:r>
+          <m:r>
+            <m:t xml:space="preserve"> c </m:t>
+          </m:r>
+          <m:r>
+            <m:t xml:space="preserve">⊓</m:t>
+          </m:r>
+          <m:r>
+            <m:t xml:space="preserve"> d </m:t>
+          </m:r>
+          <m:r>
+            <m:t xml:space="preserve">⊔</m:t>
+          </m:r>
+          <m:r>
+            <m:t xml:space="preserve"> e </m:t>
+          </m:r>
+          <m:r>
+            <m:t xml:space="preserve">≀</m:t>
+          </m:r>
+          <m:r>
+            <m:t xml:space="preserve"> f, </m:t>
+          </m:r>
+          <m:r>
+            <m:t xml:space="preserve"> </m:t>
+          </m:r>
+          <m:r>
+            <m:t xml:space="preserve"> x </m:t>
+          </m:r>
+          <m:r>
+            <m:t xml:space="preserve">⋈</m:t>
+          </m:r>
+          <m:r>
+            <m:t xml:space="preserve"> y </m:t>
+          </m:r>
+          <m:r>
+            <m:t xml:space="preserve">⌢</m:t>
+          </m:r>
+          <m:r>
+            <m:t xml:space="preserve"> z </m:t>
+          </m:r>
+          <m:r>
+            <m:t xml:space="preserve">⌣</m:t>
+          </m:r>
+          <m:r>
+            <m:t xml:space="preserve"> w, </m:t>
+          </m:r>
+          <m:r>
+            <m:t xml:space="preserve"> </m:t>
+          </m:r>
+          <m:r>
+            <m:t xml:space="preserve"> p </m:t>
+          </m:r>
+          <m:r>
+            <m:t xml:space="preserve">∓</m:t>
+          </m:r>
+          <m:r>
+            <m:t xml:space="preserve"> q, </m:t>
+          </m:r>
+          <m:r>
+            <m:t xml:space="preserve"> </m:t>
+          </m:r>
+          <m:r>
+            <m:t xml:space="preserve"> </m:t>
+          </m:r>
+          <m:r>
+            <m:t xml:space="preserve">▽</m:t>
+          </m:r>
+        </m:oMath>
+      </m:oMathPara>
+    </w:p>
+    <w:p>
+      <w:pPr/>
+      <w:r>
+        <w:rPr/>
+        <w:t xml:space="preserve">73. Math Font Families (Fraktur / sans / mono / bold / italic text):</w:t>
+      </w:r>
+    </w:p>
+    <w:p>
+      <m:oMathPara>
+        <m:oMath>
+          <m:r>
+            <m:rPr>
+              <m:scr m:val="fraktur"/>
+              <m:sty m:val="p"/>
+            </m:rPr>
+            <m:t xml:space="preserve">ABCDabcd</m:t>
+          </m:r>
+          <m:r>
+            <m:t xml:space="preserve"> </m:t>
+          </m:r>
+          <m:r>
+            <m:t xml:space="preserve"> </m:t>
+          </m:r>
+          <m:r>
+            <m:t xml:space="preserve"> </m:t>
+          </m:r>
+          <m:r>
+            <m:rPr>
+              <m:scr m:val="sans-serif"/>
+              <m:sty m:val="p"/>
+            </m:rPr>
+            <m:t xml:space="preserve">ABCDabcd</m:t>
+          </m:r>
+          <m:r>
+            <m:t xml:space="preserve"> </m:t>
+          </m:r>
+          <m:r>
+            <m:t xml:space="preserve"> </m:t>
+          </m:r>
+          <m:r>
+            <m:t xml:space="preserve"> </m:t>
+          </m:r>
+          <m:r>
+            <m:rPr>
+              <m:scr m:val="monospace"/>
+              <m:sty m:val="p"/>
+            </m:rPr>
+            <m:t xml:space="preserve">ABCDabcd</m:t>
+          </m:r>
+          <m:r>
+            <m:t xml:space="preserve"> </m:t>
+          </m:r>
+          <m:r>
+            <m:t xml:space="preserve"> </m:t>
+          </m:r>
+          <m:r>
+            <m:t xml:space="preserve"> </m:t>
+          </m:r>
+          <m:r>
+            <m:rPr>
+              <m:sty m:val="b"/>
+            </m:rPr>
+            <m:t xml:space="preserve">ABCDabcd</m:t>
+          </m:r>
+          <m:r>
+            <m:t xml:space="preserve"> </m:t>
+          </m:r>
+          <m:r>
+            <m:t xml:space="preserve"> </m:t>
+          </m:r>
+          <m:r>
+            <m:t xml:space="preserve"> </m:t>
+          </m:r>
+          <m:r>
+            <m:rPr>
+              <m:sty m:val="i"/>
+            </m:rPr>
+            <m:t xml:space="preserve">ABCDabcd</m:t>
+          </m:r>
+          <m:r>
+            <m:t xml:space="preserve"> </m:t>
+          </m:r>
+          <m:r>
+            <m:t xml:space="preserve"> </m:t>
+          </m:r>
+          <m:r>
+            <m:t xml:space="preserve"> </m:t>
+          </m:r>
+          <m:r>
+            <m:rPr>
+              <m:scr m:val="sans-serif"/>
+            </m:rPr>
+            <m:t xml:space="preserve">ABCDabcd</m:t>
+          </m:r>
+          <m:r>
+            <m:t xml:space="preserve"> </m:t>
+          </m:r>
+          <m:r>
+            <m:t xml:space="preserve"> </m:t>
+          </m:r>
+          <m:r>
+            <m:t xml:space="preserve"> </m:t>
+          </m:r>
+          <m:r>
+            <m:rPr>
+              <m:scr m:val="monospace"/>
+            </m:rPr>
+            <m:t xml:space="preserve">ABCDabcd</m:t>
+          </m:r>
+        </m:oMath>
+      </m:oMathPara>
+    </w:p>
+    <w:p>
+      <w:pPr/>
+      <w:r>
+        <w:rPr/>
+        <w:t xml:space="preserve">74. Environments — Bmatrix and Vmatrix:</w:t>
+      </w:r>
+    </w:p>
+    <w:p>
+      <m:oMathPara>
+        <m:oMath>
+          <m:d>
+            <m:dPr>
+              <m:begChr m:val="{"/>
+              <m:endChr m:val="}"/>
+            </m:dPr>
+            <m:e>
+              <m:m>
+                <m:mPr/>
+                <m:mr>
+                  <m:e>
+                    <m:r>
+                      <m:t xml:space="preserve">a</m:t>
+                    </m:r>
+                  </m:e>
+                  <m:e>
+                    <m:r>
+                      <m:t xml:space="preserve">b</m:t>
+                    </m:r>
+                  </m:e>
+                </m:mr>
+                <m:mr>
+                  <m:e>
+                    <m:r>
+                      <m:t xml:space="preserve">c</m:t>
+                    </m:r>
+                  </m:e>
+                  <m:e>
+                    <m:r>
+                      <m:t xml:space="preserve">d</m:t>
+                    </m:r>
+                  </m:e>
+                </m:mr>
+              </m:m>
+            </m:e>
+          </m:d>
+          <m:r>
+            <m:t xml:space="preserve"> </m:t>
+          </m:r>
+          <m:r>
+            <m:t xml:space="preserve"> </m:t>
+          </m:r>
+          <m:r>
+            <m:t xml:space="preserve"> </m:t>
+          </m:r>
+          <m:d>
+            <m:dPr>
+              <m:begChr m:val="‖"/>
+              <m:endChr m:val="‖"/>
+            </m:dPr>
+            <m:e>
+              <m:m>
+                <m:mPr/>
+                <m:mr>
+                  <m:e>
+                    <m:r>
+                      <m:t xml:space="preserve">a</m:t>
+                    </m:r>
+                  </m:e>
+                  <m:e>
+                    <m:r>
+                      <m:t xml:space="preserve">b</m:t>
+                    </m:r>
+                  </m:e>
+                </m:mr>
+                <m:mr>
+                  <m:e>
+                    <m:r>
+                      <m:t xml:space="preserve">c</m:t>
+                    </m:r>
+                  </m:e>
+                  <m:e>
+                    <m:r>
+                      <m:t xml:space="preserve">d</m:t>
+                    </m:r>
+                  </m:e>
+                </m:mr>
+              </m:m>
+            </m:e>
+          </m:d>
+        </m:oMath>
+      </m:oMathPara>
+    </w:p>
+    <w:p>
+      <w:pPr/>
+      <w:r>
+        <w:rPr/>
+        <w:t xml:space="preserve">75. Environments — smallmatrix and array (colspec):</w:t>
+      </w:r>
+    </w:p>
+    <w:p>
+      <m:oMathPara>
+        <m:oMath>
+          <m:d>
+            <m:dPr/>
+            <m:e>
+              <m:m>
+                <m:mPr/>
+                <m:mr>
+                  <m:e>
+                    <m:r>
+                      <m:t xml:space="preserve">1</m:t>
+                    </m:r>
+                  </m:e>
+                  <m:e>
+                    <m:r>
+                      <m:t xml:space="preserve">0</m:t>
+                    </m:r>
+                  </m:e>
+                </m:mr>
+                <m:mr>
+                  <m:e>
+                    <m:r>
+                      <m:t xml:space="preserve">0</m:t>
+                    </m:r>
+                  </m:e>
+                  <m:e>
+                    <m:r>
+                      <m:t xml:space="preserve">1</m:t>
+                    </m:r>
+                  </m:e>
+                </m:mr>
+              </m:m>
+            </m:e>
+          </m:d>
+          <m:r>
+            <m:t xml:space="preserve"> </m:t>
+          </m:r>
+          <m:r>
+            <m:t xml:space="preserve"> </m:t>
+          </m:r>
+          <m:r>
+            <m:t xml:space="preserve"> </m:t>
+          </m:r>
+          <m:m>
+            <m:mPr>
+              <m:mcs>
+                <m:mc>
+                  <m:mcPr>
+                    <m:count m:val="1"/>
+                    <m:mcJc m:val="center"/>
+                  </m:mcPr>
+                </m:mc>
+                <m:mc>
+                  <m:mcPr>
+                    <m:count m:val="1"/>
+                    <m:mcJc m:val="center"/>
+                  </m:mcPr>
+                </m:mc>
+              </m:mcs>
+            </m:mPr>
+            <m:mr>
+              <m:e>
+                <m:r>
+                  <m:t xml:space="preserve">x</m:t>
+                </m:r>
+              </m:e>
+              <m:e>
+                <m:r>
+                  <m:t xml:space="preserve">y</m:t>
+                </m:r>
+              </m:e>
+            </m:mr>
+            <m:mr>
+              <m:e>
+                <m:r>
+                  <m:t xml:space="preserve">z</m:t>
+                </m:r>
+              </m:e>
+              <m:e>
+                <m:r>
+                  <m:t xml:space="preserve">w</m:t>
+                </m:r>
+              </m:e>
+            </m:mr>
+          </m:m>
+        </m:oMath>
+      </m:oMathPara>
+    </w:p>
+    <w:p>
+      <w:pPr/>
+      <w:r>
+        <w:rPr/>
+        <w:t xml:space="preserve">76. Environments — aligned and align (multi alignment points):</w:t>
+      </w:r>
+    </w:p>
+    <w:p>
+      <m:oMathPara>
+        <m:oMath>
+          <m:m>
+            <m:mPr>
+              <m:mcs>
+                <m:mc>
+                  <m:mcPr>
+                    <m:count m:val="1"/>
+                    <m:mcJc m:val="right"/>
+                  </m:mcPr>
+                </m:mc>
+                <m:mc>
+                  <m:mcPr>
+                    <m:count m:val="1"/>
+                    <m:mcJc m:val="left"/>
+                  </m:mcPr>
+                </m:mc>
+              </m:mcs>
+            </m:mPr>
+            <m:mr>
+              <m:e>
+                <m:r>
+                  <m:t xml:space="preserve">a</m:t>
+                </m:r>
+              </m:e>
+              <m:e>
+                <m:r>
+                  <m:t xml:space="preserve">= b</m:t>
+                </m:r>
+              </m:e>
+            </m:mr>
+            <m:mr>
+              <m:e>
+                <m:r>
+                  <m:t xml:space="preserve">c</m:t>
+                </m:r>
+              </m:e>
+              <m:e>
+                <m:r>
+                  <m:t xml:space="preserve">= d</m:t>
+                </m:r>
+              </m:e>
+            </m:mr>
+          </m:m>
+          <m:r>
+            <m:t xml:space="preserve"> </m:t>
+          </m:r>
+          <m:r>
+            <m:t xml:space="preserve">  </m:t>
+          </m:r>
+          <m:r>
+            <m:t xml:space="preserve"> </m:t>
+          </m:r>
+          <m:m>
+            <m:mPr>
+              <m:mcs>
+                <m:mc>
+                  <m:mcPr>
+                    <m:count m:val="1"/>
+                    <m:mcJc m:val="right"/>
+                  </m:mcPr>
+                </m:mc>
+                <m:mc>
+                  <m:mcPr>
+                    <m:count m:val="1"/>
+                    <m:mcJc m:val="left"/>
+                  </m:mcPr>
+                </m:mc>
+                <m:mc>
+                  <m:mcPr>
+                    <m:count m:val="1"/>
+                    <m:mcJc m:val="right"/>
+                  </m:mcPr>
+                </m:mc>
+                <m:mc>
+                  <m:mcPr>
+                    <m:count m:val="1"/>
+                    <m:mcJc m:val="left"/>
+                  </m:mcPr>
+                </m:mc>
+              </m:mcs>
+            </m:mPr>
+            <m:mr>
+              <m:e>
+                <m:r>
+                  <m:t xml:space="preserve">a</m:t>
+                </m:r>
+              </m:e>
+              <m:e>
+                <m:r>
+                  <m:t xml:space="preserve">= b</m:t>
+                </m:r>
+              </m:e>
+              <m:e>
+                <m:r>
+                  <m:t xml:space="preserve">c</m:t>
+                </m:r>
+              </m:e>
+              <m:e>
+                <m:r>
+                  <m:t xml:space="preserve">= d</m:t>
+                </m:r>
+              </m:e>
+            </m:mr>
+            <m:mr>
+              <m:e>
+                <m:r>
+                  <m:t xml:space="preserve">e</m:t>
+                </m:r>
+              </m:e>
+              <m:e>
+                <m:r>
+                  <m:t xml:space="preserve">= f</m:t>
+                </m:r>
+              </m:e>
+              <m:e>
+                <m:r>
+                  <m:t xml:space="preserve">g</m:t>
+                </m:r>
+              </m:e>
+              <m:e>
+                <m:r>
+                  <m:t xml:space="preserve">= h</m:t>
+                </m:r>
+              </m:e>
+            </m:mr>
+          </m:m>
+        </m:oMath>
+      </m:oMathPara>
+    </w:p>
+    <w:p>
+      <w:pPr/>
+      <w:r>
+        <w:rPr/>
+        <w:t xml:space="preserve">77. Environments — gather, split, and substack:</w:t>
+      </w:r>
+    </w:p>
+    <w:p>
+      <m:oMathPara>
+        <m:oMath>
+          <m:eqArr>
+            <m:e>
+              <m:r>
+                <m:t xml:space="preserve">x = 1</m:t>
+              </m:r>
+            </m:e>
+            <m:e>
+              <m:r>
+                <m:t xml:space="preserve">y = 2</m:t>
+              </m:r>
+            </m:e>
+          </m:eqArr>
+          <m:r>
+            <m:t xml:space="preserve"> </m:t>
+          </m:r>
+          <m:r>
+            <m:t xml:space="preserve">  </m:t>
+          </m:r>
+          <m:r>
+            <m:t xml:space="preserve"> </m:t>
+          </m:r>
+          <m:m>
+            <m:mPr>
+              <m:mcs>
+                <m:mc>
+                  <m:mcPr>
+                    <m:count m:val="1"/>
+                    <m:mcJc m:val="right"/>
+                  </m:mcPr>
+                </m:mc>
+                <m:mc>
+                  <m:mcPr>
+                    <m:count m:val="1"/>
+                    <m:mcJc m:val="left"/>
+                  </m:mcPr>
+                </m:mc>
+              </m:mcs>
+            </m:mPr>
+            <m:mr>
+              <m:e>
+                <m:r>
+                  <m:t xml:space="preserve">a</m:t>
+                </m:r>
+              </m:e>
+              <m:e>
+                <m:r>
+                  <m:t xml:space="preserve">= b + c</m:t>
+                </m:r>
+              </m:e>
+            </m:mr>
+            <m:mr>
+              <m:e>
+                <m:r>
+                  <m:t xml:space="preserve"/>
+                </m:r>
+              </m:e>
+              <m:e>
+                <m:r>
+                  <m:t xml:space="preserve">= d</m:t>
+                </m:r>
+              </m:e>
+            </m:mr>
+          </m:m>
+          <m:r>
+            <m:t xml:space="preserve"> </m:t>
+          </m:r>
+          <m:r>
+            <m:t xml:space="preserve">  </m:t>
+          </m:r>
+          <m:r>
+            <m:t xml:space="preserve"> </m:t>
+          </m:r>
+          <m:nary>
+            <m:naryPr>
+              <m:chr m:val="∑"/>
+            </m:naryPr>
+            <m:sub>
+              <m:m>
+                <m:mPr/>
+                <m:mr>
+                  <m:e>
+                    <m:r>
+                      <m:t xml:space="preserve">i=1</m:t>
+                    </m:r>
+                  </m:e>
+                </m:mr>
+                <m:mr>
+                  <m:e>
+                    <m:r>
+                      <m:t xml:space="preserve">j=1</m:t>
+                    </m:r>
+                  </m:e>
+                </m:mr>
+              </m:m>
+            </m:sub>
+            <m:sup>
+              <m:r>
+                <m:t xml:space="preserve">n</m:t>
+              </m:r>
+            </m:sup>
+            <m:e>
+              <m:sSub>
+                <m:e>
+                  <m:r>
+                    <m:t xml:space="preserve">a</m:t>
+                  </m:r>
+                </m:e>
+                <m:sub>
+                  <m:r>
+                    <m:t xml:space="preserve">ij</m:t>
+                  </m:r>
+                </m:sub>
+              </m:sSub>
+            </m:e>
+          </m:nary>
         </m:oMath>
       </m:oMathPara>
     </w:p>
